--- a/docs/Brazillian E-commerce/Project Architecture/Brazillian_E-commerce_Project_Arch.docx
+++ b/docs/Brazillian E-commerce/Project Architecture/Brazillian_E-commerce_Project_Arch.docx
@@ -10,12 +10,21 @@
           <w:color w:val="auto"/>
         </w:rPr>
       </w:pPr>
+      <w:proofErr w:type="spellStart"/>
       <w:r>
         <w:rPr>
           <w:rFonts w:ascii="Times New Roman" w:hAnsi="Times New Roman" w:cs="Times New Roman"/>
           <w:color w:val="auto"/>
         </w:rPr>
-        <w:t>Olist File-Level Architecture – Detailed Design</w:t>
+        <w:t>Brazillian_e_commerce</w:t>
+      </w:r>
+      <w:proofErr w:type="spellEnd"/>
+      <w:r>
+        <w:rPr>
+          <w:rFonts w:ascii="Times New Roman" w:hAnsi="Times New Roman" w:cs="Times New Roman"/>
+          <w:color w:val="auto"/>
+        </w:rPr>
+        <w:t xml:space="preserve"> File-Level Architecture – Detailed Design</w:t>
       </w:r>
     </w:p>
     <w:p>
@@ -619,89 +628,6 @@
           <w:rFonts w:ascii="Times New Roman" w:hAnsi="Times New Roman" w:cs="Times New Roman"/>
           <w:color w:val="auto"/>
         </w:rPr>
-        <w:t>8. geolocation.csv</w:t>
-      </w:r>
-    </w:p>
-    <w:p>
-      <w:pPr>
-        <w:rPr>
-          <w:rFonts w:ascii="Times New Roman" w:hAnsi="Times New Roman" w:cs="Times New Roman"/>
-        </w:rPr>
-      </w:pPr>
-      <w:r>
-        <w:rPr>
-          <w:rFonts w:ascii="Times New Roman" w:hAnsi="Times New Roman" w:cs="Times New Roman"/>
-        </w:rPr>
-        <w:t>Data Flow:</w:t>
-      </w:r>
-    </w:p>
-    <w:p>
-      <w:pPr>
-        <w:rPr>
-          <w:rFonts w:ascii="Times New Roman" w:hAnsi="Times New Roman" w:cs="Times New Roman"/>
-        </w:rPr>
-      </w:pPr>
-      <w:r>
-        <w:rPr>
-          <w:rFonts w:ascii="Times New Roman" w:hAnsi="Times New Roman" w:cs="Times New Roman"/>
-        </w:rPr>
-        <w:t>geolocation.csv → olist.bronze.geolocation → olist.silver.geolocation → olist.gold.dim_geography</w:t>
-      </w:r>
-    </w:p>
-    <w:p>
-      <w:pPr>
-        <w:rPr>
-          <w:rFonts w:ascii="Times New Roman" w:hAnsi="Times New Roman" w:cs="Times New Roman"/>
-        </w:rPr>
-      </w:pPr>
-      <w:r>
-        <w:rPr>
-          <w:rFonts w:ascii="Times New Roman" w:hAnsi="Times New Roman" w:cs="Times New Roman"/>
-        </w:rPr>
-        <w:t>Activities:</w:t>
-      </w:r>
-    </w:p>
-    <w:p>
-      <w:pPr>
-        <w:rPr>
-          <w:rFonts w:ascii="Times New Roman" w:hAnsi="Times New Roman" w:cs="Times New Roman"/>
-        </w:rPr>
-      </w:pPr>
-      <w:r>
-        <w:rPr>
-          <w:rFonts w:ascii="Times New Roman" w:hAnsi="Times New Roman" w:cs="Times New Roman"/>
-        </w:rPr>
-        <w:lastRenderedPageBreak/>
-        <w:t>- Bronze: Raw ingestion</w:t>
-      </w:r>
-      <w:r>
-        <w:rPr>
-          <w:rFonts w:ascii="Times New Roman" w:hAnsi="Times New Roman" w:cs="Times New Roman"/>
-        </w:rPr>
-        <w:br/>
-        <w:t>- Silver: Data standardization</w:t>
-      </w:r>
-      <w:r>
-        <w:rPr>
-          <w:rFonts w:ascii="Times New Roman" w:hAnsi="Times New Roman" w:cs="Times New Roman"/>
-        </w:rPr>
-        <w:br/>
-        <w:t>- Gold: Geography dimension creation</w:t>
-      </w:r>
-    </w:p>
-    <w:p>
-      <w:pPr>
-        <w:pStyle w:val="Heading2"/>
-        <w:rPr>
-          <w:rFonts w:ascii="Times New Roman" w:hAnsi="Times New Roman" w:cs="Times New Roman"/>
-          <w:color w:val="auto"/>
-        </w:rPr>
-      </w:pPr>
-      <w:r>
-        <w:rPr>
-          <w:rFonts w:ascii="Times New Roman" w:hAnsi="Times New Roman" w:cs="Times New Roman"/>
-          <w:color w:val="auto"/>
-        </w:rPr>
         <w:t>9. Derived Table – dim_date</w:t>
       </w:r>
     </w:p>
@@ -777,6 +703,7 @@
           <w:rFonts w:ascii="Times New Roman" w:hAnsi="Times New Roman" w:cs="Times New Roman"/>
           <w:color w:val="auto"/>
         </w:rPr>
+        <w:lastRenderedPageBreak/>
         <w:t>Core Gold Join – fact_sales</w:t>
       </w:r>
     </w:p>
